--- a/docs/Budgets/NUEVOS PRESUPUESTOS PARA IMPRIMIR/PRESUPUESTO DE BANKING DE OVOCITOS ^M FIV.docx
+++ b/docs/Budgets/NUEVOS PRESUPUESTOS PARA IMPRIMIR/PRESUPUESTO DE BANKING DE OVOCITOS ^M FIV.docx
@@ -50,7 +50,7 @@
         <w:rPr>
           <w:rtl w:val="0"/>
         </w:rPr>
-        <w:t xml:space="preserve">PACIENTE: AURIS LUYO MARIBEL</w:t>
+        <w:t>PACIENTE: Paciente de Ejemplo</w:t>
         <w:tab/>
         <w:t xml:space="preserve">            FECHA: 0408/2026</w:t>
         <w:tab/>
